--- a/data/cvs/cv_212_Dry_Ground_AI_AI_Engineer.docx
+++ b/data/cvs/cv_212_Dry_Ground_AI_AI_Engineer.docx
@@ -86,7 +86,7 @@
         <w:rPr>
           <w:sz w:val="20"/>
         </w:rPr>
-        <w:t>AI Engineer with a background in full-stack development and a focus on AI/ML engineering. I have hands-on experience with agentic systems, LLMs, and automation tools, having worked on projects across the AI development lifecycle. Currently, I'm building production-ready AI solutions at Copy Cat Group, including an AI-powered tender scraping pipeline and an SAP API integration.</w:t>
+        <w:t>AI Engineer with a background in full-stack development and a deep focus on AI data work. I've spent the last year at Copy Cat Group building production systems, including an AI-powered tender scraping pipeline and an SAP API integration. My experience spans AI data annotation, model evaluation, and full-stack development, with a strong foundation in Python, React, and Django. I'm ready to bring my AI expertise to Dry Ground AI, focusing on generative AI, agentic systems, and automation.</w:t>
       </w:r>
     </w:p>
     <w:p>
@@ -227,7 +227,7 @@
         <w:rPr>
           <w:sz w:val="20"/>
         </w:rPr>
-        <w:t>Oracle Cloud, Google Cloud Platform, Git, CI/CD</w:t>
+        <w:t>Oracle Cloud, Google Cloud Platform, Git, GitHub, CI Pipelines</w:t>
       </w:r>
     </w:p>
     <w:p>
@@ -245,7 +245,7 @@
         <w:rPr>
           <w:sz w:val="20"/>
         </w:rPr>
-        <w:t>AI/ML Development, AI/ML models, agentic system integrations, generative AI, automation platforms, agent-based systems, transformer models, AI-powered automation stacks, transformer-based architectures, data pipelines, preprocessing, feature engineering, model performance, reliability, Agile, technical leadership, Automation Agentic Systems</w:t>
+        <w:t>AI/ML models, agentic system integrations, automation platforms, agent-based systems, transformer models, AI-powered automation stacks, LLMs, Hugging Face Transformers, data pipelines, feature engineering, model performance, Agile, CI/CD, cross-functional teams, technical leadership, LangChain, LangGraph</w:t>
       </w:r>
     </w:p>
     <w:p>
@@ -263,7 +263,7 @@
         <w:rPr>
           <w:sz w:val="20"/>
         </w:rPr>
-        <w:t>automation workflows, LangChain, LangGraph, LangSmith, LangFuse, ElevenLabs, CMS integrations, system-to-system integrations, intelligent process automation, context engineering, conversational AI, prompt management, QA processes, Microsoft Copilot Studio, PowerApps, PowerAutomate, emerging AI, client use cases</w:t>
+        <w:t>LangSmith, LangFuse, ElevenLabs, CMS integrations, conversational AI, context engineering, Microsoft Copilot Studio, PowerApps, PowerAutomate, TensorFlow, PyTorch, Scikit-learn, OpenAI, Stable Diffusion, machine learning algorithms, neural networks, NLP, cloud-based AI/ML platforms</w:t>
       </w:r>
     </w:p>
     <w:p>
@@ -313,7 +313,7 @@
         <w:rPr>
           <w:sz w:val="20"/>
         </w:rPr>
-        <w:t>Integrating SAP APIs with an internal Credit Control System, automating processes for OA and IT business units.</w:t>
+        <w:t>Integrating SAP APIs with an internal Credit Control System, creating an automated solution for OA and IT business units.</w:t>
       </w:r>
     </w:p>
     <w:p>
@@ -325,7 +325,7 @@
         <w:rPr>
           <w:sz w:val="20"/>
         </w:rPr>
-        <w:t>Authoring technical documentation: BRD, SDD, and system design specs for enterprise architecture and business requirements.</w:t>
+        <w:t>Authoring comprehensive System Design Documents (SDDs) for Application, Data, Integration, and Security Architecture.</w:t>
       </w:r>
     </w:p>
     <w:p>
@@ -337,7 +337,7 @@
         <w:rPr>
           <w:sz w:val="20"/>
         </w:rPr>
-        <w:t>Designing and prototyping an AI-powered tender scraping pipeline, automating tender discovery and processing.</w:t>
+        <w:t>Designing and prototyping an AI-powered tender scraping pipeline to automate tender discovery and processing.</w:t>
       </w:r>
     </w:p>
     <w:p>
@@ -407,7 +407,7 @@
         <w:rPr>
           <w:sz w:val="20"/>
         </w:rPr>
-        <w:t>Building full-stack solutions with optimised UI components, APIs, and CMS-based systems for diverse clients.</w:t>
+        <w:t>Building and delivering full-stack solutions, including UI components and API optimisation, for diverse U.S. clients.</w:t>
       </w:r>
     </w:p>
     <w:p>
@@ -442,7 +442,7 @@
         <w:rPr>
           <w:sz w:val="20"/>
         </w:rPr>
-        <w:t>Performing intent detection, slot tagging, and utterance verification for health and agriculture AI systems.</w:t>
+        <w:t>Performing intent detection and utterance verification for health and agriculture AI systems, ensuring high-quality multilingual training data.</w:t>
       </w:r>
     </w:p>
     <w:p>
